--- a/docs/Jaunpur_Footwear_Feature_Catalog.docx
+++ b/docs/Jaunpur_Footwear_Feature_Catalog.docx
@@ -31,7 +31,7 @@
         <w:pStyle w:val="Normal"/>
       </w:pPr>
       <w:r>
-        <w:t xml:space="preserve">Prepared 7 October 2026 · Repository review · Branch: sartaj</w:t>
+        <w:t xml:space="preserve">Prepared 8 October 2026 · Repository review · Branch: sartaj</w:t>
       </w:r>
     </w:p>
     <w:p>
@@ -407,7 +407,7 @@
               <w:pStyle w:val="TableText"/>
             </w:pPr>
             <w:r>
-              <w:t xml:space="preserve">Size/color variants, coupon discounts, delivery-fee calculation, multi-shop checkout split into seller-specific orders, and pickup/local delivery choices.</w:t>
+              <w:t xml:space="preserve">Size/color variants, coupon discounts, delivery-fee calculation, multi-shop checkout split into seller-specific orders, and pickup/local delivery choices. Razorpay orders hold stock for 15 minutes by default (configurable); Celery Beat cancels expired unpaid orders, releases stock once, and records the cancellation in order tracking.</w:t>
             </w:r>
           </w:p>
         </w:tc>
